--- a/data/ai_paras/AI_para_153.docx
+++ b/data/ai_paras/AI_para_153.docx
@@ -4,7 +4,7 @@
   <w:body>
     <w:p>
       <w:r>
-        <w:t>Play-based learning significantly contributes to language acquisition and cognitive development in young children by providing a natural and engaging context for exploration and interaction. Through play, children are able to experiment with language in a low-pressure environment, which enhances their understanding and retention of new vocabulary and grammatical structures. Research shows that play-based activities facilitate social interaction, allowing children to practice language skills collaboratively, thereby promoting both linguistic and social development (Ref-s297525). Furthermore, play encourages problem-solving and critical thinking, which are essential cognitive skills that support overall learning and development (Ref-s297525). By integrating play into the language learning curriculum, educators can create a dynamic and supportive environment that nurtures both the cognitive and linguistic growth of young learners, leading to more effective and enjoyable educational experiences.</w:t>
+        <w:t>A supportive and nurturing atmosphere is essential in fostering language development among young children, as it creates a positive emotional environment conducive to learning. When children feel emotionally secure, they are more likely to take risks in using new language skills, which is a critical component of language acquisition. Research indicates that an emotionally supportive classroom reduces anxiety and enhances enjoyment, factors that significantly contribute to effective language learning (Ref-u809084). Furthermore, nurturing environments encourage active participation, allowing children to practice language skills through social interactions and collaborative activities. This approach not only supports linguistic growth but also promotes the development of social skills and self-confidence, both of which are integral to a child's overall learning experience (Ref-u809084).</w:t>
       </w:r>
     </w:p>
     <w:sectPr>
